--- a/apps/web/public/manuals/Matrix-Req-Manager用户使用手册.docx
+++ b/apps/web/public/manuals/Matrix-Req-Manager用户使用手册.docx
@@ -55,6 +55,14 @@
         <w:gridCol w:w="9972"/>
       </w:tblGrid>
       <w:tr>
+        <w:tblPrEx>
+          <w:tblCellMar>
+            <w:top w:w="0" w:type="dxa"/>
+            <w:left w:w="108" w:type="dxa"/>
+            <w:bottom w:w="0" w:type="dxa"/>
+            <w:right w:w="108" w:type="dxa"/>
+          </w:tblCellMar>
+        </w:tblPrEx>
         <w:trPr>
           <w:jc w:val="center"/>
         </w:trPr>
@@ -82,6 +90,8 @@
       <w:r>
         <w:t>使用前准备</w:t>
       </w:r>
+      <w:bookmarkStart w:id="0" w:name="_GoBack"/>
+      <w:bookmarkEnd w:id="0"/>
     </w:p>
     <w:p>
       <w:pPr>
@@ -122,9 +132,9 @@
       <w:r>
         <w:drawing>
           <wp:inline distT="0" distB="0" distL="114300" distR="114300">
-            <wp:extent cx="5978525" cy="4247515"/>
-            <wp:effectExtent l="0" t="0" r="3175" b="6985"/>
-            <wp:docPr id="9" name="图片 1"/>
+            <wp:extent cx="6327140" cy="4188460"/>
+            <wp:effectExtent l="0" t="0" r="10160" b="2540"/>
+            <wp:docPr id="1" name="图片 1"/>
             <wp:cNvGraphicFramePr>
               <a:graphicFrameLocks xmlns:a="http://schemas.openxmlformats.org/drawingml/2006/main" noChangeAspect="1"/>
             </wp:cNvGraphicFramePr>
@@ -132,7 +142,7 @@
               <a:graphicData uri="http://schemas.openxmlformats.org/drawingml/2006/picture">
                 <pic:pic xmlns:pic="http://schemas.openxmlformats.org/drawingml/2006/picture">
                   <pic:nvPicPr>
-                    <pic:cNvPr id="9" name="图片 1"/>
+                    <pic:cNvPr id="1" name="图片 1"/>
                     <pic:cNvPicPr>
                       <a:picLocks noChangeAspect="1"/>
                     </pic:cNvPicPr>
@@ -146,7 +156,7 @@
                   <pic:spPr>
                     <a:xfrm>
                       <a:off x="0" y="0"/>
-                      <a:ext cx="5978525" cy="4247515"/>
+                      <a:ext cx="6327140" cy="4188460"/>
                     </a:xfrm>
                     <a:prstGeom prst="rect">
                       <a:avLst/>
@@ -189,14 +199,6 @@
       </w:pPr>
       <w:r>
         <w:t>输入用户名和密码。</w:t>
-      </w:r>
-    </w:p>
-    <w:p>
-      <w:pPr>
-        <w:pStyle w:val="14"/>
-      </w:pPr>
-      <w:r>
-        <w:t>可信的个人设备可勾选“保持登录（30天）”，公用设备不要勾选。</w:t>
       </w:r>
     </w:p>
     <w:p>
@@ -267,9 +269,9 @@
       <w:r>
         <w:drawing>
           <wp:inline distT="0" distB="0" distL="114300" distR="114300">
-            <wp:extent cx="6318250" cy="2150110"/>
-            <wp:effectExtent l="0" t="0" r="6350" b="8890"/>
-            <wp:docPr id="10" name="图片 2"/>
+            <wp:extent cx="6325235" cy="1748155"/>
+            <wp:effectExtent l="0" t="0" r="12065" b="4445"/>
+            <wp:docPr id="2" name="图片 2"/>
             <wp:cNvGraphicFramePr>
               <a:graphicFrameLocks xmlns:a="http://schemas.openxmlformats.org/drawingml/2006/main" noChangeAspect="1"/>
             </wp:cNvGraphicFramePr>
@@ -277,7 +279,7 @@
               <a:graphicData uri="http://schemas.openxmlformats.org/drawingml/2006/picture">
                 <pic:pic xmlns:pic="http://schemas.openxmlformats.org/drawingml/2006/picture">
                   <pic:nvPicPr>
-                    <pic:cNvPr id="10" name="图片 2"/>
+                    <pic:cNvPr id="2" name="图片 2"/>
                     <pic:cNvPicPr>
                       <a:picLocks noChangeAspect="1"/>
                     </pic:cNvPicPr>
@@ -291,7 +293,7 @@
                   <pic:spPr>
                     <a:xfrm>
                       <a:off x="0" y="0"/>
-                      <a:ext cx="6318250" cy="2150110"/>
+                      <a:ext cx="6325235" cy="1748155"/>
                     </a:xfrm>
                     <a:prstGeom prst="rect">
                       <a:avLst/>
@@ -323,31 +325,8 @@
     <w:p>
       <w:pPr>
         <w:pStyle w:val="16"/>
-      </w:pPr>
-      <w:r>
-        <w:t>READY_FOR_REVIEW：需求已生成，可进入评审。</w:t>
-      </w:r>
-    </w:p>
-    <w:p>
-      <w:pPr>
-        <w:pStyle w:val="16"/>
-      </w:pPr>
-      <w:r>
-        <w:t>PENDING_GENERATION：尚未生成或等待生成。</w:t>
-      </w:r>
-    </w:p>
-    <w:p>
-      <w:pPr>
-        <w:pStyle w:val="16"/>
-      </w:pPr>
-      <w:r>
-        <w:t>SUCCEEDED：最近任务成功；CANCELLED：最近任务已取消，应查看日志。</w:t>
-      </w:r>
-    </w:p>
-    <w:p>
-      <w:pPr>
-        <w:pStyle w:val="16"/>
         <w:numPr>
+          <w:ilvl w:val="0"/>
           <w:numId w:val="0"/>
         </w:numPr>
         <w:spacing w:after="100" w:line="276" w:lineRule="auto"/>
@@ -414,6 +393,7 @@
       <w:pPr>
         <w:pStyle w:val="14"/>
         <w:numPr>
+          <w:ilvl w:val="0"/>
           <w:numId w:val="7"/>
         </w:numPr>
       </w:pPr>
@@ -425,6 +405,7 @@
       <w:pPr>
         <w:pStyle w:val="14"/>
         <w:numPr>
+          <w:ilvl w:val="0"/>
           <w:numId w:val="7"/>
         </w:numPr>
       </w:pPr>
@@ -436,6 +417,7 @@
       <w:pPr>
         <w:pStyle w:val="14"/>
         <w:numPr>
+          <w:ilvl w:val="0"/>
           <w:numId w:val="7"/>
         </w:numPr>
       </w:pPr>
@@ -447,6 +429,7 @@
       <w:pPr>
         <w:pStyle w:val="14"/>
         <w:numPr>
+          <w:ilvl w:val="0"/>
           <w:numId w:val="7"/>
         </w:numPr>
       </w:pPr>
@@ -458,11 +441,85 @@
       <w:pPr>
         <w:pStyle w:val="14"/>
         <w:numPr>
+          <w:ilvl w:val="0"/>
           <w:numId w:val="7"/>
         </w:numPr>
       </w:pPr>
       <w:r>
         <w:t>进入项目，启动生成并通过进度条与实时日志观察任务。</w:t>
+      </w:r>
+    </w:p>
+    <w:p>
+      <w:pPr>
+        <w:pStyle w:val="14"/>
+        <w:numPr>
+          <w:numId w:val="0"/>
+        </w:numPr>
+        <w:ind w:leftChars="0"/>
+        <w:jc w:val="center"/>
+      </w:pPr>
+      <w:r>
+        <w:drawing>
+          <wp:inline distT="0" distB="0" distL="114300" distR="114300">
+            <wp:extent cx="6330315" cy="5751195"/>
+            <wp:effectExtent l="0" t="0" r="6985" b="1905"/>
+            <wp:docPr id="4" name="图片 4"/>
+            <wp:cNvGraphicFramePr>
+              <a:graphicFrameLocks xmlns:a="http://schemas.openxmlformats.org/drawingml/2006/main" noChangeAspect="1"/>
+            </wp:cNvGraphicFramePr>
+            <a:graphic xmlns:a="http://schemas.openxmlformats.org/drawingml/2006/main">
+              <a:graphicData uri="http://schemas.openxmlformats.org/drawingml/2006/picture">
+                <pic:pic xmlns:pic="http://schemas.openxmlformats.org/drawingml/2006/picture">
+                  <pic:nvPicPr>
+                    <pic:cNvPr id="4" name="图片 4"/>
+                    <pic:cNvPicPr>
+                      <a:picLocks noChangeAspect="1"/>
+                    </pic:cNvPicPr>
+                  </pic:nvPicPr>
+                  <pic:blipFill>
+                    <a:blip r:embed="rId9"/>
+                    <a:stretch>
+                      <a:fillRect/>
+                    </a:stretch>
+                  </pic:blipFill>
+                  <pic:spPr>
+                    <a:xfrm>
+                      <a:off x="0" y="0"/>
+                      <a:ext cx="6330315" cy="5751195"/>
+                    </a:xfrm>
+                    <a:prstGeom prst="rect">
+                      <a:avLst/>
+                    </a:prstGeom>
+                    <a:noFill/>
+                    <a:ln>
+                      <a:noFill/>
+                    </a:ln>
+                  </pic:spPr>
+                </pic:pic>
+              </a:graphicData>
+            </a:graphic>
+          </wp:inline>
+        </w:drawing>
+      </w:r>
+    </w:p>
+    <w:p>
+      <w:pPr>
+        <w:jc w:val="center"/>
+        <w:rPr>
+          <w:rFonts w:hint="default"/>
+          <w:i/>
+          <w:sz w:val="18"/>
+          <w:lang w:val="en-US" w:eastAsia="zh-CN"/>
+        </w:rPr>
+      </w:pPr>
+      <w:r>
+        <w:rPr>
+          <w:rFonts w:hint="eastAsia"/>
+          <w:i/>
+          <w:sz w:val="18"/>
+          <w:lang w:val="en-US" w:eastAsia="zh-CN"/>
+        </w:rPr>
+        <w:t>图4 项目详情运行页</w:t>
       </w:r>
     </w:p>
     <w:p>
@@ -496,7 +553,7 @@
                     </pic:cNvPicPr>
                   </pic:nvPicPr>
                   <pic:blipFill>
-                    <a:blip r:embed="rId9"/>
+                    <a:blip r:embed="rId10"/>
                     <a:stretch>
                       <a:fillRect/>
                     </a:stretch>
@@ -530,7 +587,23 @@
           <w:i/>
           <w:sz w:val="18"/>
         </w:rPr>
-        <w:t>图 4  系统设置操作示意</w:t>
+        <w:t xml:space="preserve">图 </w:t>
+      </w:r>
+      <w:r>
+        <w:rPr>
+          <w:rFonts w:hint="eastAsia"/>
+          <w:i/>
+          <w:sz w:val="18"/>
+          <w:lang w:val="en-US" w:eastAsia="zh-CN"/>
+        </w:rPr>
+        <w:t>5</w:t>
+      </w:r>
+      <w:r>
+        <w:rPr>
+          <w:i/>
+          <w:sz w:val="18"/>
+        </w:rPr>
+        <w:t xml:space="preserve"> 系统设置操作示意</w:t>
       </w:r>
     </w:p>
     <w:p>
@@ -545,6 +618,7 @@
       <w:pPr>
         <w:pStyle w:val="14"/>
         <w:numPr>
+          <w:ilvl w:val="0"/>
           <w:numId w:val="8"/>
         </w:numPr>
       </w:pPr>
@@ -556,6 +630,7 @@
       <w:pPr>
         <w:pStyle w:val="14"/>
         <w:numPr>
+          <w:ilvl w:val="0"/>
           <w:numId w:val="8"/>
         </w:numPr>
       </w:pPr>
@@ -575,6 +650,7 @@
       <w:pPr>
         <w:pStyle w:val="14"/>
         <w:numPr>
+          <w:ilvl w:val="0"/>
           <w:numId w:val="9"/>
         </w:numPr>
       </w:pPr>
@@ -586,6 +662,7 @@
       <w:pPr>
         <w:pStyle w:val="14"/>
         <w:numPr>
+          <w:ilvl w:val="0"/>
           <w:numId w:val="9"/>
         </w:numPr>
       </w:pPr>
@@ -629,6 +706,7 @@
       <w:pPr>
         <w:pStyle w:val="16"/>
         <w:numPr>
+          <w:ilvl w:val="0"/>
           <w:numId w:val="0"/>
         </w:numPr>
         <w:ind w:leftChars="0"/>
@@ -660,7 +738,9 @@
         </w:tblBorders>
         <w:tblLayout w:type="autofit"/>
         <w:tblCellMar>
+          <w:top w:w="0" w:type="dxa"/>
           <w:left w:w="108" w:type="dxa"/>
+          <w:bottom w:w="0" w:type="dxa"/>
           <w:right w:w="108" w:type="dxa"/>
         </w:tblCellMar>
       </w:tblPr>
@@ -678,7 +758,9 @@
             <w:insideV w:val="single" w:color="auto" w:sz="4" w:space="0"/>
           </w:tblBorders>
           <w:tblCellMar>
+            <w:top w:w="0" w:type="dxa"/>
             <w:left w:w="108" w:type="dxa"/>
+            <w:bottom w:w="0" w:type="dxa"/>
             <w:right w:w="108" w:type="dxa"/>
           </w:tblCellMar>
         </w:tblPrEx>
@@ -690,6 +772,7 @@
             <w:pPr>
               <w:pStyle w:val="16"/>
               <w:numPr>
+                <w:ilvl w:val="0"/>
                 <w:numId w:val="0"/>
               </w:numPr>
               <w:rPr>
@@ -715,6 +798,7 @@
             <w:pPr>
               <w:pStyle w:val="16"/>
               <w:numPr>
+                <w:ilvl w:val="0"/>
                 <w:numId w:val="0"/>
               </w:numPr>
               <w:rPr>
@@ -740,6 +824,7 @@
             <w:pPr>
               <w:pStyle w:val="16"/>
               <w:numPr>
+                <w:ilvl w:val="0"/>
                 <w:numId w:val="0"/>
               </w:numPr>
               <w:rPr>
@@ -765,6 +850,7 @@
             <w:pPr>
               <w:pStyle w:val="16"/>
               <w:numPr>
+                <w:ilvl w:val="0"/>
                 <w:numId w:val="0"/>
               </w:numPr>
               <w:rPr>
@@ -790,6 +876,7 @@
             <w:pPr>
               <w:pStyle w:val="16"/>
               <w:numPr>
+                <w:ilvl w:val="0"/>
                 <w:numId w:val="0"/>
               </w:numPr>
               <w:rPr>
@@ -815,6 +902,7 @@
             <w:pPr>
               <w:pStyle w:val="16"/>
               <w:numPr>
+                <w:ilvl w:val="0"/>
                 <w:numId w:val="0"/>
               </w:numPr>
               <w:rPr>
@@ -840,6 +928,7 @@
             <w:pPr>
               <w:pStyle w:val="16"/>
               <w:numPr>
+                <w:ilvl w:val="0"/>
                 <w:numId w:val="0"/>
               </w:numPr>
               <w:rPr>
@@ -865,6 +954,7 @@
             <w:pPr>
               <w:pStyle w:val="16"/>
               <w:numPr>
+                <w:ilvl w:val="0"/>
                 <w:numId w:val="0"/>
               </w:numPr>
               <w:rPr>
@@ -890,6 +980,7 @@
             <w:pPr>
               <w:pStyle w:val="16"/>
               <w:numPr>
+                <w:ilvl w:val="0"/>
                 <w:numId w:val="0"/>
               </w:numPr>
               <w:rPr>
@@ -915,6 +1006,7 @@
             <w:pPr>
               <w:pStyle w:val="16"/>
               <w:numPr>
+                <w:ilvl w:val="0"/>
                 <w:numId w:val="0"/>
               </w:numPr>
               <w:rPr>
@@ -940,6 +1032,7 @@
             <w:pPr>
               <w:pStyle w:val="16"/>
               <w:numPr>
+                <w:ilvl w:val="0"/>
                 <w:numId w:val="0"/>
               </w:numPr>
               <w:rPr>
@@ -965,6 +1058,7 @@
             <w:pPr>
               <w:pStyle w:val="16"/>
               <w:numPr>
+                <w:ilvl w:val="0"/>
                 <w:numId w:val="0"/>
               </w:numPr>
               <w:rPr>
@@ -990,6 +1084,7 @@
             <w:pPr>
               <w:pStyle w:val="16"/>
               <w:numPr>
+                <w:ilvl w:val="0"/>
                 <w:numId w:val="0"/>
               </w:numPr>
               <w:rPr>
@@ -1015,6 +1110,7 @@
             <w:pPr>
               <w:pStyle w:val="16"/>
               <w:numPr>
+                <w:ilvl w:val="0"/>
                 <w:numId w:val="0"/>
               </w:numPr>
               <w:rPr>
@@ -1040,6 +1136,7 @@
             <w:pPr>
               <w:pStyle w:val="16"/>
               <w:numPr>
+                <w:ilvl w:val="0"/>
                 <w:numId w:val="0"/>
               </w:numPr>
               <w:rPr>
@@ -1065,6 +1162,7 @@
             <w:pPr>
               <w:pStyle w:val="16"/>
               <w:numPr>
+                <w:ilvl w:val="0"/>
                 <w:numId w:val="0"/>
               </w:numPr>
               <w:rPr>
@@ -1090,6 +1188,7 @@
             <w:pPr>
               <w:pStyle w:val="16"/>
               <w:numPr>
+                <w:ilvl w:val="0"/>
                 <w:numId w:val="0"/>
               </w:numPr>
               <w:rPr>
@@ -1115,6 +1214,7 @@
             <w:pPr>
               <w:pStyle w:val="16"/>
               <w:numPr>
+                <w:ilvl w:val="0"/>
                 <w:numId w:val="0"/>
               </w:numPr>
               <w:rPr>
@@ -1140,6 +1240,7 @@
             <w:pPr>
               <w:pStyle w:val="16"/>
               <w:numPr>
+                <w:ilvl w:val="0"/>
                 <w:numId w:val="0"/>
               </w:numPr>
               <w:rPr>
@@ -1165,6 +1266,7 @@
             <w:pPr>
               <w:pStyle w:val="16"/>
               <w:numPr>
+                <w:ilvl w:val="0"/>
                 <w:numId w:val="0"/>
               </w:numPr>
               <w:rPr>
@@ -1190,6 +1292,7 @@
             <w:pPr>
               <w:pStyle w:val="16"/>
               <w:numPr>
+                <w:ilvl w:val="0"/>
                 <w:numId w:val="0"/>
               </w:numPr>
               <w:rPr>
@@ -1215,6 +1318,7 @@
             <w:pPr>
               <w:pStyle w:val="16"/>
               <w:numPr>
+                <w:ilvl w:val="0"/>
                 <w:numId w:val="0"/>
               </w:numPr>
               <w:rPr>
@@ -1240,6 +1344,7 @@
             <w:pPr>
               <w:pStyle w:val="16"/>
               <w:numPr>
+                <w:ilvl w:val="0"/>
                 <w:numId w:val="0"/>
               </w:numPr>
               <w:rPr>
@@ -1268,6 +1373,7 @@
       <w:pPr>
         <w:pStyle w:val="16"/>
         <w:numPr>
+          <w:ilvl w:val="0"/>
           <w:numId w:val="0"/>
         </w:numPr>
         <w:ind w:leftChars="0"/>
@@ -1292,9 +1398,9 @@
       <w:r>
         <w:drawing>
           <wp:inline distT="0" distB="0" distL="114300" distR="114300">
-            <wp:extent cx="6320155" cy="3757930"/>
-            <wp:effectExtent l="0" t="0" r="4445" b="1270"/>
-            <wp:docPr id="13" name="图片 5"/>
+            <wp:extent cx="6320790" cy="2745740"/>
+            <wp:effectExtent l="0" t="0" r="3810" b="10160"/>
+            <wp:docPr id="5" name="图片 5"/>
             <wp:cNvGraphicFramePr>
               <a:graphicFrameLocks xmlns:a="http://schemas.openxmlformats.org/drawingml/2006/main" noChangeAspect="1"/>
             </wp:cNvGraphicFramePr>
@@ -1302,13 +1408,13 @@
               <a:graphicData uri="http://schemas.openxmlformats.org/drawingml/2006/picture">
                 <pic:pic xmlns:pic="http://schemas.openxmlformats.org/drawingml/2006/picture">
                   <pic:nvPicPr>
-                    <pic:cNvPr id="13" name="图片 5"/>
+                    <pic:cNvPr id="5" name="图片 5"/>
                     <pic:cNvPicPr>
                       <a:picLocks noChangeAspect="1"/>
                     </pic:cNvPicPr>
                   </pic:nvPicPr>
                   <pic:blipFill>
-                    <a:blip r:embed="rId10"/>
+                    <a:blip r:embed="rId11"/>
                     <a:stretch>
                       <a:fillRect/>
                     </a:stretch>
@@ -1316,7 +1422,7 @@
                   <pic:spPr>
                     <a:xfrm>
                       <a:off x="0" y="0"/>
-                      <a:ext cx="6320155" cy="3757930"/>
+                      <a:ext cx="6320790" cy="2745740"/>
                     </a:xfrm>
                     <a:prstGeom prst="rect">
                       <a:avLst/>
@@ -1342,7 +1448,23 @@
           <w:i/>
           <w:sz w:val="18"/>
         </w:rPr>
-        <w:t>图 5  双栏评审工作区</w:t>
+        <w:t xml:space="preserve">图 </w:t>
+      </w:r>
+      <w:r>
+        <w:rPr>
+          <w:rFonts w:hint="eastAsia"/>
+          <w:i/>
+          <w:sz w:val="18"/>
+          <w:lang w:val="en-US" w:eastAsia="zh-CN"/>
+        </w:rPr>
+        <w:t>6</w:t>
+      </w:r>
+      <w:r>
+        <w:rPr>
+          <w:i/>
+          <w:sz w:val="18"/>
+        </w:rPr>
+        <w:t xml:space="preserve">  双栏评审工作区</w:t>
       </w:r>
     </w:p>
     <w:p>
@@ -1384,9 +1506,9 @@
       <w:r>
         <w:drawing>
           <wp:inline distT="0" distB="0" distL="114300" distR="114300">
-            <wp:extent cx="6327775" cy="3489325"/>
-            <wp:effectExtent l="0" t="0" r="9525" b="3175"/>
-            <wp:docPr id="14" name="图片 6"/>
+            <wp:extent cx="6325870" cy="2848610"/>
+            <wp:effectExtent l="0" t="0" r="11430" b="8890"/>
+            <wp:docPr id="6" name="图片 6"/>
             <wp:cNvGraphicFramePr>
               <a:graphicFrameLocks xmlns:a="http://schemas.openxmlformats.org/drawingml/2006/main" noChangeAspect="1"/>
             </wp:cNvGraphicFramePr>
@@ -1394,13 +1516,13 @@
               <a:graphicData uri="http://schemas.openxmlformats.org/drawingml/2006/picture">
                 <pic:pic xmlns:pic="http://schemas.openxmlformats.org/drawingml/2006/picture">
                   <pic:nvPicPr>
-                    <pic:cNvPr id="14" name="图片 6"/>
+                    <pic:cNvPr id="6" name="图片 6"/>
                     <pic:cNvPicPr>
                       <a:picLocks noChangeAspect="1"/>
                     </pic:cNvPicPr>
                   </pic:nvPicPr>
                   <pic:blipFill>
-                    <a:blip r:embed="rId11"/>
+                    <a:blip r:embed="rId12"/>
                     <a:stretch>
                       <a:fillRect/>
                     </a:stretch>
@@ -1408,7 +1530,7 @@
                   <pic:spPr>
                     <a:xfrm>
                       <a:off x="0" y="0"/>
-                      <a:ext cx="6327775" cy="3489325"/>
+                      <a:ext cx="6325870" cy="2848610"/>
                     </a:xfrm>
                     <a:prstGeom prst="rect">
                       <a:avLst/>
@@ -1434,13 +1556,30 @@
           <w:i/>
           <w:sz w:val="18"/>
         </w:rPr>
-        <w:t>图 6  可编辑字段与保存入口</w:t>
+        <w:t xml:space="preserve">图 </w:t>
+      </w:r>
+      <w:r>
+        <w:rPr>
+          <w:rFonts w:hint="eastAsia"/>
+          <w:i/>
+          <w:sz w:val="18"/>
+          <w:lang w:val="en-US" w:eastAsia="zh-CN"/>
+        </w:rPr>
+        <w:t>7</w:t>
+      </w:r>
+      <w:r>
+        <w:rPr>
+          <w:i/>
+          <w:sz w:val="18"/>
+        </w:rPr>
+        <w:t xml:space="preserve">  可编辑字段与保存入口</w:t>
       </w:r>
     </w:p>
     <w:p>
       <w:pPr>
         <w:pStyle w:val="14"/>
         <w:numPr>
+          <w:ilvl w:val="0"/>
           <w:numId w:val="10"/>
         </w:numPr>
       </w:pPr>
@@ -1452,6 +1591,7 @@
       <w:pPr>
         <w:pStyle w:val="14"/>
         <w:numPr>
+          <w:ilvl w:val="0"/>
           <w:numId w:val="10"/>
         </w:numPr>
       </w:pPr>
@@ -1463,6 +1603,7 @@
       <w:pPr>
         <w:pStyle w:val="14"/>
         <w:numPr>
+          <w:ilvl w:val="0"/>
           <w:numId w:val="10"/>
         </w:numPr>
       </w:pPr>
@@ -1474,6 +1615,7 @@
       <w:pPr>
         <w:pStyle w:val="14"/>
         <w:numPr>
+          <w:ilvl w:val="0"/>
           <w:numId w:val="10"/>
         </w:numPr>
       </w:pPr>
@@ -1557,7 +1699,7 @@
                     </pic:cNvPicPr>
                   </pic:nvPicPr>
                   <pic:blipFill>
-                    <a:blip r:embed="rId12"/>
+                    <a:blip r:embed="rId13"/>
                     <a:stretch>
                       <a:fillRect/>
                     </a:stretch>
@@ -1591,13 +1733,30 @@
           <w:i/>
           <w:sz w:val="18"/>
         </w:rPr>
-        <w:t>图 7  评审中心</w:t>
+        <w:t xml:space="preserve">图 </w:t>
+      </w:r>
+      <w:r>
+        <w:rPr>
+          <w:rFonts w:hint="eastAsia"/>
+          <w:i/>
+          <w:sz w:val="18"/>
+          <w:lang w:val="en-US" w:eastAsia="zh-CN"/>
+        </w:rPr>
+        <w:t>8</w:t>
+      </w:r>
+      <w:r>
+        <w:rPr>
+          <w:i/>
+          <w:sz w:val="18"/>
+        </w:rPr>
+        <w:t xml:space="preserve">  评审中心</w:t>
       </w:r>
     </w:p>
     <w:p>
       <w:pPr>
         <w:pStyle w:val="14"/>
         <w:numPr>
+          <w:ilvl w:val="0"/>
           <w:numId w:val="11"/>
         </w:numPr>
       </w:pPr>
@@ -1609,6 +1768,7 @@
       <w:pPr>
         <w:pStyle w:val="14"/>
         <w:numPr>
+          <w:ilvl w:val="0"/>
           <w:numId w:val="11"/>
         </w:numPr>
       </w:pPr>
@@ -1620,6 +1780,7 @@
       <w:pPr>
         <w:pStyle w:val="14"/>
         <w:numPr>
+          <w:ilvl w:val="0"/>
           <w:numId w:val="11"/>
         </w:numPr>
       </w:pPr>
@@ -1631,6 +1792,7 @@
       <w:pPr>
         <w:pStyle w:val="14"/>
         <w:numPr>
+          <w:ilvl w:val="0"/>
           <w:numId w:val="11"/>
         </w:numPr>
       </w:pPr>
@@ -1642,6 +1804,7 @@
       <w:pPr>
         <w:pStyle w:val="14"/>
         <w:numPr>
+          <w:ilvl w:val="0"/>
           <w:numId w:val="11"/>
         </w:numPr>
       </w:pPr>
@@ -1709,6 +1872,7 @@
       <w:pPr>
         <w:pStyle w:val="14"/>
         <w:numPr>
+          <w:ilvl w:val="0"/>
           <w:numId w:val="12"/>
         </w:numPr>
       </w:pPr>
@@ -1720,6 +1884,7 @@
       <w:pPr>
         <w:pStyle w:val="14"/>
         <w:numPr>
+          <w:ilvl w:val="0"/>
           <w:numId w:val="12"/>
         </w:numPr>
       </w:pPr>
@@ -1731,17 +1896,29 @@
       <w:pPr>
         <w:pStyle w:val="14"/>
         <w:numPr>
+          <w:ilvl w:val="0"/>
           <w:numId w:val="12"/>
         </w:numPr>
       </w:pPr>
       <w:r>
-        <w:t>单击顶部“下载第三方测试需求”。</w:t>
+        <w:t>单击顶部“下载</w:t>
+      </w:r>
+      <w:r>
+        <w:rPr>
+          <w:rFonts w:hint="eastAsia"/>
+          <w:lang w:val="en-US" w:eastAsia="zh-CN"/>
+        </w:rPr>
+        <w:t>需求文档</w:t>
+      </w:r>
+      <w:r>
+        <w:t>”。</w:t>
       </w:r>
     </w:p>
     <w:p>
       <w:pPr>
         <w:pStyle w:val="14"/>
         <w:numPr>
+          <w:ilvl w:val="0"/>
           <w:numId w:val="12"/>
         </w:numPr>
       </w:pPr>
@@ -1766,14 +1943,6 @@
         <w:gridCol w:w="9972"/>
       </w:tblGrid>
       <w:tr>
-        <w:tblPrEx>
-          <w:tblCellMar>
-            <w:top w:w="0" w:type="dxa"/>
-            <w:left w:w="108" w:type="dxa"/>
-            <w:bottom w:w="0" w:type="dxa"/>
-            <w:right w:w="108" w:type="dxa"/>
-          </w:tblCellMar>
-        </w:tblPrEx>
         <w:trPr>
           <w:jc w:val="center"/>
         </w:trPr>
@@ -1809,9 +1978,9 @@
       <w:r>
         <w:drawing>
           <wp:inline distT="0" distB="0" distL="114300" distR="114300">
-            <wp:extent cx="6330315" cy="3485515"/>
-            <wp:effectExtent l="0" t="0" r="6985" b="6985"/>
-            <wp:docPr id="16" name="图片 8"/>
+            <wp:extent cx="6325870" cy="3486150"/>
+            <wp:effectExtent l="0" t="0" r="11430" b="6350"/>
+            <wp:docPr id="7" name="图片 7"/>
             <wp:cNvGraphicFramePr>
               <a:graphicFrameLocks xmlns:a="http://schemas.openxmlformats.org/drawingml/2006/main" noChangeAspect="1"/>
             </wp:cNvGraphicFramePr>
@@ -1819,13 +1988,13 @@
               <a:graphicData uri="http://schemas.openxmlformats.org/drawingml/2006/picture">
                 <pic:pic xmlns:pic="http://schemas.openxmlformats.org/drawingml/2006/picture">
                   <pic:nvPicPr>
-                    <pic:cNvPr id="16" name="图片 8"/>
+                    <pic:cNvPr id="7" name="图片 7"/>
                     <pic:cNvPicPr>
                       <a:picLocks noChangeAspect="1"/>
                     </pic:cNvPicPr>
                   </pic:nvPicPr>
                   <pic:blipFill>
-                    <a:blip r:embed="rId13"/>
+                    <a:blip r:embed="rId14"/>
                     <a:stretch>
                       <a:fillRect/>
                     </a:stretch>
@@ -1833,7 +2002,7 @@
                   <pic:spPr>
                     <a:xfrm>
                       <a:off x="0" y="0"/>
-                      <a:ext cx="6330315" cy="3485515"/>
+                      <a:ext cx="6325870" cy="3486150"/>
                     </a:xfrm>
                     <a:prstGeom prst="rect">
                       <a:avLst/>
@@ -1859,13 +2028,30 @@
           <w:i/>
           <w:sz w:val="18"/>
         </w:rPr>
-        <w:t>图 8  版本变更分析</w:t>
+        <w:t xml:space="preserve">图 </w:t>
+      </w:r>
+      <w:r>
+        <w:rPr>
+          <w:rFonts w:hint="eastAsia"/>
+          <w:i/>
+          <w:sz w:val="18"/>
+          <w:lang w:val="en-US" w:eastAsia="zh-CN"/>
+        </w:rPr>
+        <w:t>9</w:t>
+      </w:r>
+      <w:r>
+        <w:rPr>
+          <w:i/>
+          <w:sz w:val="18"/>
+        </w:rPr>
+        <w:t xml:space="preserve">  版本变更分析</w:t>
       </w:r>
     </w:p>
     <w:p>
       <w:pPr>
         <w:pStyle w:val="14"/>
         <w:numPr>
+          <w:ilvl w:val="0"/>
           <w:numId w:val="13"/>
         </w:numPr>
       </w:pPr>
@@ -1877,6 +2063,7 @@
       <w:pPr>
         <w:pStyle w:val="14"/>
         <w:numPr>
+          <w:ilvl w:val="0"/>
           <w:numId w:val="13"/>
         </w:numPr>
       </w:pPr>
@@ -1888,6 +2075,7 @@
       <w:pPr>
         <w:pStyle w:val="14"/>
         <w:numPr>
+          <w:ilvl w:val="0"/>
           <w:numId w:val="13"/>
         </w:numPr>
       </w:pPr>
@@ -1899,6 +2087,7 @@
       <w:pPr>
         <w:pStyle w:val="14"/>
         <w:numPr>
+          <w:ilvl w:val="0"/>
           <w:numId w:val="13"/>
         </w:numPr>
       </w:pPr>
@@ -1999,8 +2188,6 @@
       <w:r>
         <w:t>记录最后日志联系管理员。</w:t>
       </w:r>
-      <w:bookmarkStart w:id="0" w:name="_GoBack"/>
-      <w:bookmarkEnd w:id="0"/>
     </w:p>
     <w:sectPr>
       <w:pgSz w:w="12240" w:h="15840"/>
@@ -2287,7 +2474,7 @@
     <w:lsdException w:uiPriority="99" w:name="footnote text"/>
     <w:lsdException w:uiPriority="99" w:name="annotation text"/>
     <w:lsdException w:uiPriority="99" w:semiHidden="0" w:name="header"/>
-    <w:lsdException w:uiPriority="99" w:semiHidden="0" w:name="footer"/>
+    <w:lsdException w:qFormat="1" w:uiPriority="99" w:semiHidden="0" w:name="footer"/>
     <w:lsdException w:uiPriority="99" w:name="index heading"/>
     <w:lsdException w:qFormat="1" w:uiPriority="35" w:name="caption"/>
     <w:lsdException w:uiPriority="99" w:name="table of figures"/>
@@ -2310,7 +2497,7 @@
     <w:lsdException w:uiPriority="99" w:name="List 4"/>
     <w:lsdException w:uiPriority="99" w:name="List 5"/>
     <w:lsdException w:uiPriority="99" w:semiHidden="0" w:name="List Bullet 2"/>
-    <w:lsdException w:uiPriority="99" w:semiHidden="0" w:name="List Bullet 3"/>
+    <w:lsdException w:qFormat="1" w:uiPriority="99" w:semiHidden="0" w:name="List Bullet 3"/>
     <w:lsdException w:uiPriority="99" w:name="List Bullet 4"/>
     <w:lsdException w:uiPriority="99" w:name="List Bullet 5"/>
     <w:lsdException w:uiPriority="99" w:semiHidden="0" w:name="List Number 2"/>
@@ -2323,7 +2510,7 @@
     <w:lsdException w:qFormat="1" w:uiPriority="1" w:name="Default Paragraph Font"/>
     <w:lsdException w:uiPriority="99" w:semiHidden="0" w:name="Body Text"/>
     <w:lsdException w:uiPriority="99" w:name="Body Text Indent"/>
-    <w:lsdException w:uiPriority="99" w:semiHidden="0" w:name="List Continue"/>
+    <w:lsdException w:qFormat="1" w:uiPriority="99" w:semiHidden="0" w:name="List Continue"/>
     <w:lsdException w:uiPriority="99" w:semiHidden="0" w:name="List Continue 2"/>
     <w:lsdException w:uiPriority="99" w:semiHidden="0" w:name="List Continue 3"/>
     <w:lsdException w:uiPriority="99" w:name="List Continue 4"/>
@@ -2358,7 +2545,7 @@
     <w:lsdException w:uiPriority="99" w:name="HTML Sample"/>
     <w:lsdException w:uiPriority="99" w:name="HTML Typewriter"/>
     <w:lsdException w:uiPriority="99" w:name="HTML Variable"/>
-    <w:lsdException w:uiPriority="99" w:name="Normal Table"/>
+    <w:lsdException w:qFormat="1" w:uiPriority="99" w:name="Normal Table"/>
     <w:lsdException w:uiPriority="99" w:name="annotation subject"/>
     <w:lsdException w:uiPriority="99" w:name="Table Simple 1"/>
     <w:lsdException w:uiPriority="99" w:name="Table Simple 2"/>
@@ -2765,6 +2952,7 @@
     <w:name w:val="Normal Table"/>
     <w:semiHidden/>
     <w:unhideWhenUsed/>
+    <w:qFormat/>
     <w:uiPriority w:val="99"/>
     <w:tblPr>
       <w:tblCellMar>
@@ -2891,6 +3079,7 @@
     <w:name w:val="List Bullet 3"/>
     <w:basedOn w:val="1"/>
     <w:unhideWhenUsed/>
+    <w:qFormat/>
     <w:uiPriority w:val="99"/>
     <w:pPr>
       <w:numPr>
@@ -2938,6 +3127,7 @@
     <w:name w:val="List Continue"/>
     <w:basedOn w:val="1"/>
     <w:unhideWhenUsed/>
+    <w:qFormat/>
     <w:uiPriority w:val="99"/>
     <w:pPr>
       <w:spacing w:after="120"/>
@@ -2963,6 +3153,7 @@
     <w:basedOn w:val="1"/>
     <w:link w:val="136"/>
     <w:unhideWhenUsed/>
+    <w:qFormat/>
     <w:uiPriority w:val="99"/>
     <w:pPr>
       <w:tabs>
@@ -14654,12 +14845,14 @@
     <w:name w:val="Body Text 2 Char"/>
     <w:basedOn w:val="132"/>
     <w:link w:val="28"/>
+    <w:qFormat/>
     <w:uiPriority w:val="99"/>
   </w:style>
   <w:style w:type="character" w:customStyle="1" w:styleId="146">
     <w:name w:val="Body Text 3 Char"/>
     <w:basedOn w:val="132"/>
     <w:link w:val="17"/>
+    <w:qFormat/>
     <w:uiPriority w:val="99"/>
     <w:rPr>
       <w:sz w:val="16"/>
@@ -14670,6 +14863,7 @@
     <w:name w:val="Macro Text Char"/>
     <w:basedOn w:val="132"/>
     <w:link w:val="2"/>
+    <w:qFormat/>
     <w:uiPriority w:val="99"/>
     <w:rPr>
       <w:rFonts w:ascii="Courier" w:hAnsi="Courier"/>
@@ -14699,6 +14893,7 @@
     <w:name w:val="Quote Char"/>
     <w:basedOn w:val="132"/>
     <w:link w:val="148"/>
+    <w:qFormat/>
     <w:uiPriority w:val="29"/>
     <w:rPr>
       <w:i/>
@@ -14716,6 +14911,7 @@
     <w:basedOn w:val="132"/>
     <w:link w:val="6"/>
     <w:semiHidden/>
+    <w:qFormat/>
     <w:uiPriority w:val="9"/>
     <w:rPr>
       <w:rFonts w:asciiTheme="majorHAnsi" w:hAnsiTheme="majorHAnsi" w:eastAsiaTheme="majorEastAsia" w:cstheme="majorBidi"/>
@@ -14736,6 +14932,7 @@
     <w:basedOn w:val="132"/>
     <w:link w:val="7"/>
     <w:semiHidden/>
+    <w:qFormat/>
     <w:uiPriority w:val="9"/>
     <w:rPr>
       <w:rFonts w:asciiTheme="majorHAnsi" w:hAnsiTheme="majorHAnsi" w:eastAsiaTheme="majorEastAsia" w:cstheme="majorBidi"/>
@@ -14747,6 +14944,7 @@
     <w:basedOn w:val="132"/>
     <w:link w:val="8"/>
     <w:semiHidden/>
+    <w:qFormat/>
     <w:uiPriority w:val="9"/>
     <w:rPr>
       <w:rFonts w:asciiTheme="majorHAnsi" w:hAnsiTheme="majorHAnsi" w:eastAsiaTheme="majorEastAsia" w:cstheme="majorBidi"/>
@@ -14760,6 +14958,7 @@
     <w:basedOn w:val="132"/>
     <w:link w:val="9"/>
     <w:semiHidden/>
+    <w:qFormat/>
     <w:uiPriority w:val="9"/>
     <w:rPr>
       <w:rFonts w:asciiTheme="majorHAnsi" w:hAnsiTheme="majorHAnsi" w:eastAsiaTheme="majorEastAsia" w:cstheme="majorBidi"/>
@@ -14781,6 +14980,7 @@
     <w:basedOn w:val="132"/>
     <w:link w:val="10"/>
     <w:semiHidden/>
+    <w:qFormat/>
     <w:uiPriority w:val="9"/>
     <w:rPr>
       <w:rFonts w:asciiTheme="majorHAnsi" w:hAnsiTheme="majorHAnsi" w:eastAsiaTheme="majorEastAsia" w:cstheme="majorBidi"/>
@@ -14799,6 +14999,7 @@
     <w:basedOn w:val="132"/>
     <w:link w:val="11"/>
     <w:semiHidden/>
+    <w:qFormat/>
     <w:uiPriority w:val="9"/>
     <w:rPr>
       <w:rFonts w:asciiTheme="majorHAnsi" w:hAnsiTheme="majorHAnsi" w:eastAsiaTheme="majorEastAsia" w:cstheme="majorBidi"/>
@@ -14848,6 +15049,7 @@
     <w:name w:val="Intense Quote Char"/>
     <w:basedOn w:val="132"/>
     <w:link w:val="156"/>
+    <w:qFormat/>
     <w:uiPriority w:val="30"/>
     <w:rPr>
       <w:b/>
